--- a/ms-2026-05-07v2.docx
+++ b/ms-2026-05-07v2.docx
@@ -956,7 +956,7 @@
         <w:rPr>
           <w:shd w:fill="00FFFF" w:val="clear"/>
         </w:rPr>
-        <w:t>Table S &lt;rosetta_stone&gt;</w:t>
+        <w:t>Table S1 &lt;rosetta_stone&gt;</w:t>
       </w:r>
       <w:r>
         <w:rPr>
@@ -1005,7 +1005,19 @@
         <w:rPr>
           <w:shd w:fill="FFFF00" w:val="clear"/>
         </w:rPr>
-        <w:t>Supplementary Table &lt;rosetta stone&gt;</w:t>
+        <w:t xml:space="preserve">Table </w:t>
+      </w:r>
+      <w:r>
+        <w:rPr>
+          <w:shd w:fill="FFFF00" w:val="clear"/>
+        </w:rPr>
+        <w:t xml:space="preserve">S1 </w:t>
+      </w:r>
+      <w:r>
+        <w:rPr>
+          <w:shd w:fill="FFFF00" w:val="clear"/>
+        </w:rPr>
+        <w:t>&lt;rosetta stone&gt;</w:t>
       </w:r>
       <w:r>
         <w:rPr>
@@ -1051,7 +1063,7 @@
       </w:r>
       <w:r>
         <w:rPr/>
-        <w:t xml:space="preserve"> signatures by collapsing the 476-type signatures to 89-type signatures and comparing the collapsed signatures to signatures identified in the 89-type classification. We also mapped the mutational signatures based on the 83-type classification to signatures in the other two classifications based on tumor samples with high cosine similarities to signatures. We further profiled the replication timing, asymmetry</w:t>
+        <w:t xml:space="preserve"> signatures by collapsing the 476-type signatures to 89-type signatures and comparing the collapsed signatures to signatures identified in the 89-type classification. We used tumor samples with spectra dominated by single signatures signatures to map signatures in the 83-type classification to signatures in the other two classifications. We further profiled signatures’ replication timing, asymmetry</w:t>
       </w:r>
       <w:r>
         <w:rPr>
@@ -1071,13 +1083,61 @@
       </w:r>
       <w:r>
         <w:rPr/>
-        <w:t xml:space="preserve">replication strand of each signature, providing insights into their underlying mutational processes. We also tallied </w:t>
+        <w:t xml:space="preserve">replication strands, providing insights into mutational processes underlying the signatures. We also tallied </w:t>
       </w:r>
       <w:r>
         <w:rPr>
           <w:shd w:fill="FFFF00" w:val="clear"/>
         </w:rPr>
-        <w:t>their associations to SBSs and to sex within a given cancer type. In addition to the supplementary information provided here, we also provide a web site to facilitate exploration of these signatures.</w:t>
+        <w:t xml:space="preserve">their associations to SBSs and to sex within </w:t>
+      </w:r>
+      <w:r>
+        <w:rPr>
+          <w:shd w:fill="FFFF00" w:val="clear"/>
+        </w:rPr>
+        <w:t>individual</w:t>
+      </w:r>
+      <w:r>
+        <w:rPr>
+          <w:shd w:fill="FFFF00" w:val="clear"/>
+        </w:rPr>
+        <w:t xml:space="preserve"> cancer type</w:t>
+      </w:r>
+      <w:r>
+        <w:rPr>
+          <w:shd w:fill="FFFF00" w:val="clear"/>
+        </w:rPr>
+        <w:t>s</w:t>
+      </w:r>
+      <w:r>
+        <w:rPr>
+          <w:shd w:fill="FFFF00" w:val="clear"/>
+        </w:rPr>
+        <w:t xml:space="preserve">. </w:t>
+      </w:r>
+      <w:r>
+        <w:rPr>
+          <w:shd w:fill="FFFF00" w:val="clear"/>
+        </w:rPr>
+        <w:t>Finally, i</w:t>
+      </w:r>
+      <w:r>
+        <w:rPr>
+          <w:shd w:fill="FFFF00" w:val="clear"/>
+        </w:rPr>
+        <w:t xml:space="preserve">n addition to the supplementary information provided here, we also provide a web site to facilitate exploration of these signatures </w:t>
+      </w:r>
+      <w:r>
+        <w:rPr>
+          <w:shd w:fill="00FFFF" w:val="clear"/>
+        </w:rPr>
+        <w:t>(need reference to the URL)</w:t>
+      </w:r>
+      <w:r>
+        <w:rPr>
+          <w:shd w:fill="FFFF00" w:val="clear"/>
+        </w:rPr>
+        <w:t>.</w:t>
       </w:r>
     </w:p>
     <w:p>
@@ -1107,17 +1167,29 @@
       </w:pPr>
       <w:r>
         <w:rPr/>
-        <w:t>We identified indel signatures in all three classifications from a total of 6,975 cancer genomes encompassing 32 cancer types</w:t>
-      </w:r>
-      <w:r>
-        <w:rPr>
-          <w:shd w:fill="FFFF00" w:val="clear"/>
+        <w:t>We identified indel signatures in all three classifications from a total of 6,975 cancer genomes encompassing 32 cancer type</w:t>
+      </w:r>
+      <w:r>
+        <w:rPr>
+          <w:shd w:fill="auto" w:val="clear"/>
+        </w:rPr>
+        <w:t>s</w:t>
+      </w:r>
+      <w:r>
+        <w:rPr>
+          <w:shd w:fill="auto" w:val="clear"/>
         </w:rPr>
         <w:t xml:space="preserve"> </w:t>
       </w:r>
       <w:r>
-        <w:rPr/>
-        <w:t xml:space="preserve">using a method based on hierarchical Dirichlet processes  </w:t>
+        <w:rPr>
+          <w:shd w:fill="auto" w:val="clear"/>
+        </w:rPr>
+        <w:t>us</w:t>
+      </w:r>
+      <w:r>
+        <w:rPr/>
+        <w:t xml:space="preserve">ing a method based on hierarchical Dirichlet processes  </w:t>
       </w:r>
       <w:bookmarkStart w:id="13" w:name="ZOTERO_BREF_sXKgi2ptdMXh"/>
       <w:r>
@@ -1127,7 +1199,7 @@
       <w:bookmarkEnd w:id="13"/>
       <w:r>
         <w:rPr/>
-        <w:t xml:space="preserve">, and SigProfilerExtractor (SigPro), a method based on non-negative matrix factorization </w:t>
+        <w:t xml:space="preserve">, and a method based on non-negative matrix factorization </w:t>
       </w:r>
       <w:bookmarkStart w:id="14" w:name="ZOTERO_BREF_Ax2rB3g50il2"/>
       <w:r>
@@ -1218,7 +1290,7 @@
       </w:pPr>
       <w:r>
         <w:rPr/>
-        <w:t xml:space="preserve">We also carried out signature discovery in spectra in the 83-type classification, and discovered 34 signatures, of which 20 were similar to signatures in the COSMIC reference set and 3 additional signatures were similar to signatures identified in </w:t>
+        <w:t xml:space="preserve">We also carried out signature discovery in spectra in the 83-type classification, and discovered 34 signatures, of which 20 were similar to signatures in the COSMIC reference set, and 3 additional signatures were similar to signatures identified in </w:t>
       </w:r>
       <w:bookmarkStart w:id="16" w:name="ZOTERO_BREF_RenPiKIXIJyQ"/>
       <w:r>
@@ -1226,6 +1298,14 @@
         <w:t>(Jin et al. 2024b)</w:t>
       </w:r>
       <w:bookmarkEnd w:id="16"/>
+      <w:r>
+        <w:rPr/>
+        <w:t xml:space="preserve"> </w:t>
+      </w:r>
+      <w:r>
+        <w:rPr/>
+        <w:t>(Table 1)</w:t>
+      </w:r>
       <w:r>
         <w:rPr/>
         <w:t>.</w:t>
@@ -1243,23 +1323,43 @@
       </w:r>
       <w:r>
         <w:rPr>
+          <w:shd w:fill="00FFFF" w:val="clear"/>
+        </w:rPr>
+        <w:t>(Table S1 &lt;rosetta stone&gt;)</w:t>
+      </w:r>
+      <w:r>
+        <w:rPr>
+          <w:shd w:fill="00FFFF" w:val="clear"/>
+        </w:rPr>
+        <w:t>,</w:t>
+      </w:r>
+      <w:r>
+        <w:rPr/>
+        <w:t xml:space="preserve"> we used tumor mutational spectra dominated by individual signatures to systematically elucidate correspondences between signatures in these classifiation schemes. </w:t>
+      </w:r>
+      <w:r>
+        <w:rPr>
+          <w:shd w:fill="00FFFF" w:val="clear"/>
+        </w:rPr>
+        <w:t>Table 1</w:t>
+      </w:r>
+      <w:r>
+        <w:rPr/>
+        <w:t xml:space="preserve"> shows the co</w:t>
+      </w:r>
+      <w:r>
+        <w:rPr/>
+        <w:t>rrespondencess</w:t>
+      </w:r>
+      <w:r>
+        <w:rPr/>
+        <w:t xml:space="preserve">, with details and discussion in </w:t>
+      </w:r>
+      <w:r>
+        <w:rPr>
           <w:shd w:fill="FFFF00" w:val="clear"/>
         </w:rPr>
-        <w:t>&lt;steve create sup table from .csv file and call it sup_table_no_translation.xlsx&gt;</w:t>
-      </w:r>
-      <w:r>
-        <w:rPr/>
-        <w:t xml:space="preserve">, we used the tumor mutational spectra dominated by individual signatures to exhaustively elucidate these correspondences between the signatures in the 83-type classification system and in the two new classification systems. Table 1 shows the concordances, with details and discussion in </w:t>
-      </w:r>
-      <w:r>
-        <w:rPr>
-          <w:shd w:fill="FFFF00" w:val="clear"/>
-        </w:rPr>
         <w:t>&lt;cite vignette and shiny app&gt;</w:t>
-      </w:r>
-      <w:r>
-        <w:rPr/>
-        <w:t xml:space="preserve">. </w:t>
       </w:r>
     </w:p>
     <w:p>
@@ -1276,34 +1376,183 @@
         <w:rPr>
           <w:shd w:fill="FFFF00" w:val="clear"/>
         </w:rPr>
-        <w:t xml:space="preserve"> &lt;steve write up examples: use 3a (bladder) and 3b (lung/liver well known; bladder new finding) 19a 19b, A_alpha,A_beta&gt; This is a primary component of the advantages of the two new type systems. In many cases the differences between the signatures in the 89 and 476</w:t>
+        <w:t xml:space="preserve"> </w:t>
+      </w:r>
+    </w:p>
+    <w:p>
+      <w:pPr>
+        <w:pStyle w:val="normalfirst"/>
+        <w:ind w:hanging="0" w:start="0"/>
+        <w:rPr>
+          <w:shd w:fill="FFFF00" w:val="clear"/>
+        </w:rPr>
+      </w:pPr>
+      <w:r>
+        <w:rPr>
+          <w:shd w:fill="FFFF00" w:val="clear"/>
+        </w:rPr>
+        <w:t>&lt;steve write up examples&gt;</w:t>
+      </w:r>
+    </w:p>
+    <w:p>
+      <w:pPr>
+        <w:pStyle w:val="normalfirst"/>
+        <w:ind w:hanging="0" w:start="0"/>
+        <w:rPr>
+          <w:shd w:fill="FFFF00" w:val="clear"/>
+        </w:rPr>
+      </w:pPr>
+      <w:r>
+        <w:rPr>
+          <w:shd w:fill="FFFF00" w:val="clear"/>
+        </w:rPr>
+        <w:t>3a (bladder) and 3b (lung/liver well known; bladder new finding); maybe not a good example; 3a is arguably a new signature in the 83 type system; linking tumor cosine sime to C_ID3 is only 0.8478.</w:t>
+      </w:r>
+    </w:p>
+    <w:p>
+      <w:pPr>
+        <w:pStyle w:val="normalfirst"/>
+        <w:ind w:hanging="0" w:start="0"/>
+        <w:rPr>
+          <w:shd w:fill="FFFF00" w:val="clear"/>
+        </w:rPr>
+      </w:pPr>
+      <w:r>
+        <w:rPr>
+          <w:shd w:fill="FFFF00" w:val="clear"/>
+        </w:rPr>
+        <w:t xml:space="preserve">19a 19b; similar problem; linking tumor has 0.5483 similarity to C_ID19 </w:t>
+      </w:r>
+    </w:p>
+    <w:p>
+      <w:pPr>
+        <w:pStyle w:val="normalfirst"/>
+        <w:ind w:hanging="0" w:start="0"/>
+        <w:rPr>
+          <w:shd w:fill="FFFF00" w:val="clear"/>
+        </w:rPr>
+      </w:pPr>
+      <w:r>
+        <w:rPr>
+          <w:shd w:fill="FFFF00" w:val="clear"/>
+        </w:rPr>
+        <w:t>A_alpha,A_beta&gt;  analogous problem</w:t>
+      </w:r>
+    </w:p>
+    <w:p>
+      <w:pPr>
+        <w:pStyle w:val="normalfirst"/>
+        <w:ind w:hanging="0" w:start="0"/>
+        <w:rPr>
+          <w:shd w:fill="FFFF00" w:val="clear"/>
+        </w:rPr>
+      </w:pPr>
+      <w:r>
+        <w:rPr>
+          <w:shd w:fill="FFFF00" w:val="clear"/>
+        </w:rPr>
+        <w:t>5 analogous problem</w:t>
+      </w:r>
+    </w:p>
+    <w:p>
+      <w:pPr>
+        <w:pStyle w:val="normalfirst"/>
+        <w:ind w:hanging="0" w:start="0"/>
+        <w:rPr>
+          <w:shd w:fill="FFFF00" w:val="clear"/>
+        </w:rPr>
+      </w:pPr>
+      <w:r>
+        <w:rPr>
+          <w:shd w:fill="FFFF00" w:val="clear"/>
+        </w:rPr>
+        <w:t>N alpha N beta ; this is a good example but needs a larger discussion because N is new in the 83type classification too</w:t>
+      </w:r>
+    </w:p>
+    <w:p>
+      <w:pPr>
+        <w:pStyle w:val="normalfirst"/>
+        <w:ind w:hanging="0" w:start="0"/>
+        <w:rPr>
+          <w:highlight w:val="none"/>
+          <w:shd w:fill="FF0000" w:val="clear"/>
+        </w:rPr>
+      </w:pPr>
+      <w:r>
+        <w:rPr>
+          <w:shd w:fill="FF0000" w:val="clear"/>
+        </w:rPr>
+        <w:t>1?</w:t>
+      </w:r>
+    </w:p>
+    <w:p>
+      <w:pPr>
+        <w:pStyle w:val="normalfirst"/>
+        <w:ind w:hanging="0" w:start="0"/>
+        <w:rPr>
+          <w:highlight w:val="none"/>
+          <w:shd w:fill="FF0000" w:val="clear"/>
+        </w:rPr>
+      </w:pPr>
+      <w:r>
+        <w:rPr>
+          <w:shd w:fill="FF0000" w:val="clear"/>
+        </w:rPr>
+        <w:t>2?</w:t>
       </w:r>
     </w:p>
     <w:p>
       <w:pPr>
         <w:pStyle w:val="normalfirst"/>
         <w:ind w:firstLine="720"/>
-        <w:rPr/>
-      </w:pPr>
-      <w:r>
-        <w:rPr/>
-        <w:t>Conversely, there were two cases in which the 83-type and 476 type systems were able to distinguish two signatures that were similar the 89-type system. In the 89-type system InsDel13 and InsDel_C look very similar because the 89-type system combines deletion of single Ts in stretches of 1, 2, 3, or 4 Ts. However, the 83 and 476 type systems show that InsDel</w:t>
-      </w:r>
+        <w:rPr>
+          <w:shd w:fill="FFFF00" w:val="clear"/>
+        </w:rPr>
+      </w:pPr>
+      <w:r>
+        <w:rPr>
+          <w:shd w:fill="FFFF00" w:val="clear"/>
+        </w:rPr>
+      </w:r>
+    </w:p>
+    <w:p>
+      <w:pPr>
+        <w:pStyle w:val="normalfirst"/>
+        <w:ind w:firstLine="720"/>
+        <w:rPr>
+          <w:shd w:fill="FFFF00" w:val="clear"/>
+        </w:rPr>
+      </w:pPr>
+      <w:r>
+        <w:rPr>
+          <w:shd w:fill="FFFF00" w:val="clear"/>
+        </w:rPr>
+        <w:t>This is a primary component of the advantages of the two new type systems. In many cases the differences between the signatures in the 89 and 476</w:t>
+      </w:r>
+    </w:p>
+    <w:p>
+      <w:pPr>
+        <w:pStyle w:val="normalfirst"/>
+        <w:ind w:firstLine="720"/>
+        <w:rPr/>
+      </w:pPr>
       <w:r>
         <w:rPr>
           <w:rFonts w:eastAsia="宋体" w:hint="eastAsia"/>
         </w:rPr>
-        <w:t>_</w:t>
-      </w:r>
-      <w:r>
-        <w:rPr/>
-        <w:t>C has deletions of 1 T from ATA (ATA → AA), while InsDel13 as deletions of T from ATTA (ATTA → ATA</w:t>
+        <w:t xml:space="preserve">onversely, there were two cases in which the 83-type and 476 type systems clearly differentiated signatures that were almost identical the 89-type system. One case consisted of InsDel13 and C with are nearly identical in the 89-type system because it combines deletion of single Ts in stretches of 1, 2, 3, or 4 Ts. However the 83 and 476 type systems show that InsDelC has deletions of 1 T from ATA (ATA→AA), while InsDel13 </w:t>
       </w:r>
       <w:r>
         <w:rPr>
           <w:rFonts w:eastAsia="宋体" w:hint="eastAsia"/>
         </w:rPr>
-        <w:t>, Sup Figure S1A</w:t>
+        <w:t>h</w:t>
+      </w:r>
+      <w:r>
+        <w:rPr>
+          <w:rFonts w:eastAsia="宋体" w:hint="eastAsia"/>
+        </w:rPr>
+        <w:t>as deletions of T from ATTA (ATTA→ATA, Sup Figure S1A</w:t>
       </w:r>
       <w:r>
         <w:rPr/>
@@ -1324,14 +1573,31 @@
         <w:rPr/>
       </w:pPr>
       <w:r>
-        <w:rPr/>
-        <w:t>The pair InsDel11 and InsDel16 is also similar, with InsDel11 having insertions of one C next to an isolated C (C with non-Cs on each side, e.g. ACG -&gt; ACCG) and insertion of a one T next to an isolated T (e.g. GTG -&gt; GTTG), as opposed to InsDel16, which has insertion of one  C between non-Cs (e.g. AT -&gt; ACT), and insertion of one T between non-Ts (e.g. AG -&gt; ATG</w:t>
-      </w:r>
-      <w:r>
         <w:rPr>
           <w:rFonts w:eastAsia="宋体" w:hint="eastAsia"/>
-        </w:rPr>
-        <w:t xml:space="preserve">, </w:t>
+          <w:shd w:fill="auto" w:val="clear"/>
+        </w:rPr>
+        <w:t xml:space="preserve">The </w:t>
+      </w:r>
+      <w:r>
+        <w:rPr>
+          <w:rFonts w:eastAsia="宋体" w:hint="eastAsia"/>
+          <w:shd w:fill="auto" w:val="clear"/>
+        </w:rPr>
+        <w:t xml:space="preserve">other </w:t>
+      </w:r>
+      <w:r>
+        <w:rPr>
+          <w:rFonts w:eastAsia="宋体" w:hint="eastAsia"/>
+          <w:shd w:fill="auto" w:val="clear"/>
+        </w:rPr>
+        <w:t>case consisted of I</w:t>
+      </w:r>
+      <w:r>
+        <w:rPr>
+          <w:rFonts w:eastAsia="宋体" w:hint="eastAsia"/>
+        </w:rPr>
+        <w:t xml:space="preserve">nsDel11 and InsDel16. InsDel11 has insertions of one C next to an isolated C (C with non-Cs on each side, e.g. ACG→ACCG) and insertion of a one T next to an isolated T (e.g. GTG→GTTG), while InsDel16, has insertion of one C between non-Cs (e.g. AT→ ACT), and insertion of one T between non-Ts (e.g. AG→ATG </w:t>
       </w:r>
       <w:commentRangeStart w:id="2"/>
       <w:r>
@@ -1344,12 +1610,27 @@
         <w:rPr/>
         <w:t xml:space="preserve">). </w:t>
       </w:r>
+      <w:r>
+        <w:rPr/>
+      </w:r>
       <w:commentRangeEnd w:id="2"/>
       <w:r>
         <w:commentReference w:id="2"/>
       </w:r>
       <w:r>
         <w:rPr/>
+        <w:t xml:space="preserve"> </w:t>
+      </w:r>
+      <w:r>
+        <w:rPr/>
+        <w:t xml:space="preserve">Again, </w:t>
+      </w:r>
+      <w:r>
+        <w:rPr>
+          <w:rFonts w:eastAsia="宋体" w:hint="eastAsia"/>
+          <w:shd w:fill="auto" w:val="clear"/>
+        </w:rPr>
+        <w:t>the 89-type sytem does not capture these differences, while the 83 and 476-type systems do.</w:t>
       </w:r>
     </w:p>
     <w:p>
@@ -1437,14 +1718,34 @@
         <w:rPr/>
       </w:pPr>
       <w:r>
-        <w:rPr>
-          <w:shd w:fill="FFFF00" w:val="clear"/>
-        </w:rPr>
-        <w:t>&lt;edit&gt; &lt;forget about 89, just contrast 476 to 8</w:t>
-      </w:r>
-      <w:r>
-        <w:rPr/>
-        <w:t>9&gt; One example of benefits of the new classification schemes is that it reveals that the most common AA-related deletions of single Ts are deletions of single Ts, while the 89-type collapses these to a single types consisting of deletions of 1 to 4 Ts in various flanking contexts. Both the 476 and the 89-type classifications show that deletions of T are most often associated with a flanking A, which one might speculate is related to the adenine adducts caused by AA. These adenine adducts are also thought to be responsible for the predominance of A&gt;T single base substitutions in the AA SBS signature and of the frequent involvement of adenines in the AA DBS signatures (Figure 1C,D).</w:t>
+        <w:rPr/>
+        <w:t xml:space="preserve">One example of </w:t>
+      </w:r>
+      <w:r>
+        <w:rPr/>
+        <w:t xml:space="preserve">the </w:t>
+      </w:r>
+      <w:r>
+        <w:rPr/>
+        <w:t xml:space="preserve">benefits of the new classification schemes is that it reveals that the most common AA-related deletions of single Ts are deletions of single Ts, while the 89-type collapses these to a single types consisting of deletions of 1 to 4 Ts in various flanking contexts. Both the 476 and the 89-type classifications show that deletions of T are most often associated with a flanking A, which one might speculate is related to the adenine adducts caused by AA. These adenine adducts are also thought to be responsible for the predominance of A&gt;T single base substitutions in the AA SBS signature and of the frequent involvement of adenines in the AA DBS signatures </w:t>
+      </w:r>
+      <w:r>
+        <w:rPr>
+          <w:shd w:fill="00FFFF" w:val="clear"/>
+        </w:rPr>
+        <w:t>&lt;</w:t>
+      </w:r>
+      <w:r>
+        <w:rPr>
+          <w:shd w:fill="00FFFF" w:val="clear"/>
+        </w:rPr>
+        <w:t>cite chinese liver cancer paper&gt;</w:t>
+      </w:r>
+      <w:r>
+        <w:rPr>
+          <w:shd w:fill="00FFFF" w:val="clear"/>
+        </w:rPr>
+        <w:t>.</w:t>
       </w:r>
     </w:p>
     <w:p>
@@ -4872,7 +5173,7 @@
           <w:sz w:val="22"/>
           <w:szCs w:val="22"/>
         </w:rPr>
-        <w:t>Table1, Table S2-S7</w:t>
+        <w:t>Table1, Tables S2-S7</w:t>
       </w:r>
     </w:p>
   </w:comment>
@@ -6260,6 +6561,7 @@
     <w:link w:val="normalfirstChar"/>
     <w:qFormat/>
     <w:pPr>
+      <w:spacing w:lineRule="auto" w:line="480"/>
       <w:ind w:hanging="0"/>
     </w:pPr>
     <w:rPr/>
